--- a/klagomål/A 1820-2021 FSC-klagomål.docx
+++ b/klagomål/A 1820-2021 FSC-klagomål.docx
@@ -1169,7 +1169,7 @@
     <w:r>
       <w:tab/>
       <w:tab/>
-      <w:t>2025-08-06</w:t>
+      <w:t>2025-08-09</w:t>
       <w:br/>
       <w:br/>
     </w:r>

--- a/klagomål/A 1820-2021 FSC-klagomål.docx
+++ b/klagomål/A 1820-2021 FSC-klagomål.docx
@@ -168,7 +168,7 @@
     </w:p>
     <w:p>
       <w:r>
-        <w:t>Detta dokument behandlar höga naturvärden i avverkningsanmälan A 1820-2021 i Åsele kommun. Denna avverkningsanmälan inkom 2021-01-14 och omfattar 9,9 ha.</w:t>
+        <w:t>Detta dokument behandlar höga naturvärden i avverkningsanmälan A 1820-2021 i Åsele kommun. Denna avverkningsanmälan inkom 2021-01-14 00:00:00 och omfattar 9,9 ha.</w:t>
       </w:r>
     </w:p>
     <w:p>

--- a/klagomål/A 1820-2021 FSC-klagomål.docx
+++ b/klagomål/A 1820-2021 FSC-klagomål.docx
@@ -1169,7 +1169,7 @@
     <w:r>
       <w:tab/>
       <w:tab/>
-      <w:t>2025-08-09</w:t>
+      <w:t>2025-08-10</w:t>
       <w:br/>
       <w:br/>
     </w:r>

--- a/klagomål/A 1820-2021 FSC-klagomål.docx
+++ b/klagomål/A 1820-2021 FSC-klagomål.docx
@@ -1169,7 +1169,7 @@
     <w:r>
       <w:tab/>
       <w:tab/>
-      <w:t>2025-08-10</w:t>
+      <w:t>2025-08-11</w:t>
       <w:br/>
       <w:br/>
     </w:r>

--- a/klagomål/A 1820-2021 FSC-klagomål.docx
+++ b/klagomål/A 1820-2021 FSC-klagomål.docx
@@ -1169,7 +1169,7 @@
     <w:r>
       <w:tab/>
       <w:tab/>
-      <w:t>2025-08-11</w:t>
+      <w:t>2025-08-12</w:t>
       <w:br/>
       <w:br/>
     </w:r>

--- a/klagomål/A 1820-2021 FSC-klagomål.docx
+++ b/klagomål/A 1820-2021 FSC-klagomål.docx
@@ -1169,7 +1169,7 @@
     <w:r>
       <w:tab/>
       <w:tab/>
-      <w:t>2025-08-12</w:t>
+      <w:t>2025-08-13</w:t>
       <w:br/>
       <w:br/>
     </w:r>

--- a/klagomål/A 1820-2021 FSC-klagomål.docx
+++ b/klagomål/A 1820-2021 FSC-klagomål.docx
@@ -1169,7 +1169,7 @@
     <w:r>
       <w:tab/>
       <w:tab/>
-      <w:t>2025-08-13</w:t>
+      <w:t>2025-08-14</w:t>
       <w:br/>
       <w:br/>
     </w:r>

--- a/klagomål/A 1820-2021 FSC-klagomål.docx
+++ b/klagomål/A 1820-2021 FSC-klagomål.docx
@@ -1169,7 +1169,7 @@
     <w:r>
       <w:tab/>
       <w:tab/>
-      <w:t>2025-08-14</w:t>
+      <w:t>2025-08-15</w:t>
       <w:br/>
       <w:br/>
     </w:r>

--- a/klagomål/A 1820-2021 FSC-klagomål.docx
+++ b/klagomål/A 1820-2021 FSC-klagomål.docx
@@ -1169,7 +1169,7 @@
     <w:r>
       <w:tab/>
       <w:tab/>
-      <w:t>2025-08-15</w:t>
+      <w:t>2025-08-16</w:t>
       <w:br/>
       <w:br/>
     </w:r>

--- a/klagomål/A 1820-2021 FSC-klagomål.docx
+++ b/klagomål/A 1820-2021 FSC-klagomål.docx
@@ -1169,7 +1169,7 @@
     <w:r>
       <w:tab/>
       <w:tab/>
-      <w:t>2025-08-16</w:t>
+      <w:t>2025-08-17</w:t>
       <w:br/>
       <w:br/>
     </w:r>

--- a/klagomål/A 1820-2021 FSC-klagomål.docx
+++ b/klagomål/A 1820-2021 FSC-klagomål.docx
@@ -1169,7 +1169,7 @@
     <w:r>
       <w:tab/>
       <w:tab/>
-      <w:t>2025-08-17</w:t>
+      <w:t>2025-08-18</w:t>
       <w:br/>
       <w:br/>
     </w:r>

--- a/klagomål/A 1820-2021 FSC-klagomål.docx
+++ b/klagomål/A 1820-2021 FSC-klagomål.docx
@@ -1169,7 +1169,7 @@
     <w:r>
       <w:tab/>
       <w:tab/>
-      <w:t>2025-08-18</w:t>
+      <w:t>2025-08-19</w:t>
       <w:br/>
       <w:br/>
     </w:r>

--- a/klagomål/A 1820-2021 FSC-klagomål.docx
+++ b/klagomål/A 1820-2021 FSC-klagomål.docx
@@ -1169,7 +1169,7 @@
     <w:r>
       <w:tab/>
       <w:tab/>
-      <w:t>2025-08-19</w:t>
+      <w:t>2025-08-20</w:t>
       <w:br/>
       <w:br/>
     </w:r>

--- a/klagomål/A 1820-2021 FSC-klagomål.docx
+++ b/klagomål/A 1820-2021 FSC-klagomål.docx
@@ -1169,7 +1169,7 @@
     <w:r>
       <w:tab/>
       <w:tab/>
-      <w:t>2025-08-20</w:t>
+      <w:t>2025-08-21</w:t>
       <w:br/>
       <w:br/>
     </w:r>

--- a/klagomål/A 1820-2021 FSC-klagomål.docx
+++ b/klagomål/A 1820-2021 FSC-klagomål.docx
@@ -1169,7 +1169,7 @@
     <w:r>
       <w:tab/>
       <w:tab/>
-      <w:t>2025-08-21</w:t>
+      <w:t>2025-08-22</w:t>
       <w:br/>
       <w:br/>
     </w:r>

--- a/klagomål/A 1820-2021 FSC-klagomål.docx
+++ b/klagomål/A 1820-2021 FSC-klagomål.docx
@@ -1169,7 +1169,7 @@
     <w:r>
       <w:tab/>
       <w:tab/>
-      <w:t>2025-08-22</w:t>
+      <w:t>2025-08-23</w:t>
       <w:br/>
       <w:br/>
     </w:r>

--- a/klagomål/A 1820-2021 FSC-klagomål.docx
+++ b/klagomål/A 1820-2021 FSC-klagomål.docx
@@ -1169,7 +1169,7 @@
     <w:r>
       <w:tab/>
       <w:tab/>
-      <w:t>2025-08-23</w:t>
+      <w:t>2025-08-24</w:t>
       <w:br/>
       <w:br/>
     </w:r>

--- a/klagomål/A 1820-2021 FSC-klagomål.docx
+++ b/klagomål/A 1820-2021 FSC-klagomål.docx
@@ -1169,7 +1169,7 @@
     <w:r>
       <w:tab/>
       <w:tab/>
-      <w:t>2025-08-24</w:t>
+      <w:t>2025-08-25</w:t>
       <w:br/>
       <w:br/>
     </w:r>

--- a/klagomål/A 1820-2021 FSC-klagomål.docx
+++ b/klagomål/A 1820-2021 FSC-klagomål.docx
@@ -1169,7 +1169,7 @@
     <w:r>
       <w:tab/>
       <w:tab/>
-      <w:t>2025-08-25</w:t>
+      <w:t>2025-08-26</w:t>
       <w:br/>
       <w:br/>
     </w:r>

--- a/klagomål/A 1820-2021 FSC-klagomål.docx
+++ b/klagomål/A 1820-2021 FSC-klagomål.docx
@@ -1169,7 +1169,7 @@
     <w:r>
       <w:tab/>
       <w:tab/>
-      <w:t>2025-08-26</w:t>
+      <w:t>2025-08-30</w:t>
       <w:br/>
       <w:br/>
     </w:r>

--- a/klagomål/A 1820-2021 FSC-klagomål.docx
+++ b/klagomål/A 1820-2021 FSC-klagomål.docx
@@ -1169,7 +1169,7 @@
     <w:r>
       <w:tab/>
       <w:tab/>
-      <w:t>2025-08-30</w:t>
+      <w:t>2025-08-31</w:t>
       <w:br/>
       <w:br/>
     </w:r>

--- a/klagomål/A 1820-2021 FSC-klagomål.docx
+++ b/klagomål/A 1820-2021 FSC-klagomål.docx
@@ -1169,7 +1169,7 @@
     <w:r>
       <w:tab/>
       <w:tab/>
-      <w:t>2025-08-31</w:t>
+      <w:t>2025-09-01</w:t>
       <w:br/>
       <w:br/>
     </w:r>

--- a/klagomål/A 1820-2021 FSC-klagomål.docx
+++ b/klagomål/A 1820-2021 FSC-klagomål.docx
@@ -1169,7 +1169,7 @@
     <w:r>
       <w:tab/>
       <w:tab/>
-      <w:t>2025-09-01</w:t>
+      <w:t>2025-09-04</w:t>
       <w:br/>
       <w:br/>
     </w:r>

--- a/klagomål/A 1820-2021 FSC-klagomål.docx
+++ b/klagomål/A 1820-2021 FSC-klagomål.docx
@@ -1169,7 +1169,7 @@
     <w:r>
       <w:tab/>
       <w:tab/>
-      <w:t>2025-09-04</w:t>
+      <w:t>2025-09-05</w:t>
       <w:br/>
       <w:br/>
     </w:r>

--- a/klagomål/A 1820-2021 FSC-klagomål.docx
+++ b/klagomål/A 1820-2021 FSC-klagomål.docx
@@ -1169,7 +1169,7 @@
     <w:r>
       <w:tab/>
       <w:tab/>
-      <w:t>2025-09-05</w:t>
+      <w:t>2025-09-07</w:t>
       <w:br/>
       <w:br/>
     </w:r>

--- a/klagomål/A 1820-2021 FSC-klagomål.docx
+++ b/klagomål/A 1820-2021 FSC-klagomål.docx
@@ -1169,7 +1169,7 @@
     <w:r>
       <w:tab/>
       <w:tab/>
-      <w:t>2025-09-07</w:t>
+      <w:t>2025-09-08</w:t>
       <w:br/>
       <w:br/>
     </w:r>

--- a/klagomål/A 1820-2021 FSC-klagomål.docx
+++ b/klagomål/A 1820-2021 FSC-klagomål.docx
@@ -1169,7 +1169,7 @@
     <w:r>
       <w:tab/>
       <w:tab/>
-      <w:t>2025-09-08</w:t>
+      <w:t>2025-09-10</w:t>
       <w:br/>
       <w:br/>
     </w:r>

--- a/klagomål/A 1820-2021 FSC-klagomål.docx
+++ b/klagomål/A 1820-2021 FSC-klagomål.docx
@@ -1169,7 +1169,7 @@
     <w:r>
       <w:tab/>
       <w:tab/>
-      <w:t>2025-09-10</w:t>
+      <w:t>2025-09-11</w:t>
       <w:br/>
       <w:br/>
     </w:r>

--- a/klagomål/A 1820-2021 FSC-klagomål.docx
+++ b/klagomål/A 1820-2021 FSC-klagomål.docx
@@ -1169,7 +1169,7 @@
     <w:r>
       <w:tab/>
       <w:tab/>
-      <w:t>2025-09-11</w:t>
+      <w:t>2025-09-12</w:t>
       <w:br/>
       <w:br/>
     </w:r>

--- a/klagomål/A 1820-2021 FSC-klagomål.docx
+++ b/klagomål/A 1820-2021 FSC-klagomål.docx
@@ -1169,7 +1169,7 @@
     <w:r>
       <w:tab/>
       <w:tab/>
-      <w:t>2025-09-12</w:t>
+      <w:t>2025-09-13</w:t>
       <w:br/>
       <w:br/>
     </w:r>

--- a/klagomål/A 1820-2021 FSC-klagomål.docx
+++ b/klagomål/A 1820-2021 FSC-klagomål.docx
@@ -1169,7 +1169,7 @@
     <w:r>
       <w:tab/>
       <w:tab/>
-      <w:t>2025-09-13</w:t>
+      <w:t>2025-09-14</w:t>
       <w:br/>
       <w:br/>
     </w:r>

--- a/klagomål/A 1820-2021 FSC-klagomål.docx
+++ b/klagomål/A 1820-2021 FSC-klagomål.docx
@@ -1169,7 +1169,7 @@
     <w:r>
       <w:tab/>
       <w:tab/>
-      <w:t>2025-09-14</w:t>
+      <w:t>2025-09-15</w:t>
       <w:br/>
       <w:br/>
     </w:r>

--- a/klagomål/A 1820-2021 FSC-klagomål.docx
+++ b/klagomål/A 1820-2021 FSC-klagomål.docx
@@ -1169,7 +1169,7 @@
     <w:r>
       <w:tab/>
       <w:tab/>
-      <w:t>2025-09-15</w:t>
+      <w:t>2025-09-16</w:t>
       <w:br/>
       <w:br/>
     </w:r>

--- a/klagomål/A 1820-2021 FSC-klagomål.docx
+++ b/klagomål/A 1820-2021 FSC-klagomål.docx
@@ -1169,7 +1169,7 @@
     <w:r>
       <w:tab/>
       <w:tab/>
-      <w:t>2025-09-16</w:t>
+      <w:t>2025-09-17</w:t>
       <w:br/>
       <w:br/>
     </w:r>

--- a/klagomål/A 1820-2021 FSC-klagomål.docx
+++ b/klagomål/A 1820-2021 FSC-klagomål.docx
@@ -1169,7 +1169,7 @@
     <w:r>
       <w:tab/>
       <w:tab/>
-      <w:t>2025-09-17</w:t>
+      <w:t>2025-09-18</w:t>
       <w:br/>
       <w:br/>
     </w:r>

--- a/klagomål/A 1820-2021 FSC-klagomål.docx
+++ b/klagomål/A 1820-2021 FSC-klagomål.docx
@@ -1169,7 +1169,7 @@
     <w:r>
       <w:tab/>
       <w:tab/>
-      <w:t>2025-09-18</w:t>
+      <w:t>2025-09-22</w:t>
       <w:br/>
       <w:br/>
     </w:r>

--- a/klagomål/A 1820-2021 FSC-klagomål.docx
+++ b/klagomål/A 1820-2021 FSC-klagomål.docx
@@ -1169,7 +1169,7 @@
     <w:r>
       <w:tab/>
       <w:tab/>
-      <w:t>2025-09-22</w:t>
+      <w:t>2025-09-23</w:t>
       <w:br/>
       <w:br/>
     </w:r>

--- a/klagomål/A 1820-2021 FSC-klagomål.docx
+++ b/klagomål/A 1820-2021 FSC-klagomål.docx
@@ -1169,7 +1169,7 @@
     <w:r>
       <w:tab/>
       <w:tab/>
-      <w:t>2025-09-23</w:t>
+      <w:t>2025-09-24</w:t>
       <w:br/>
       <w:br/>
     </w:r>

--- a/klagomål/A 1820-2021 FSC-klagomål.docx
+++ b/klagomål/A 1820-2021 FSC-klagomål.docx
@@ -1169,7 +1169,7 @@
     <w:r>
       <w:tab/>
       <w:tab/>
-      <w:t>2025-09-24</w:t>
+      <w:t>2025-09-25</w:t>
       <w:br/>
       <w:br/>
     </w:r>

--- a/klagomål/A 1820-2021 FSC-klagomål.docx
+++ b/klagomål/A 1820-2021 FSC-klagomål.docx
@@ -1169,7 +1169,7 @@
     <w:r>
       <w:tab/>
       <w:tab/>
-      <w:t>2025-09-25</w:t>
+      <w:t>2025-09-26</w:t>
       <w:br/>
       <w:br/>
     </w:r>

--- a/klagomål/A 1820-2021 FSC-klagomål.docx
+++ b/klagomål/A 1820-2021 FSC-klagomål.docx
@@ -1169,7 +1169,7 @@
     <w:r>
       <w:tab/>
       <w:tab/>
-      <w:t>2025-09-26</w:t>
+      <w:t>2025-09-27</w:t>
       <w:br/>
       <w:br/>
     </w:r>

--- a/klagomål/A 1820-2021 FSC-klagomål.docx
+++ b/klagomål/A 1820-2021 FSC-klagomål.docx
@@ -1169,7 +1169,7 @@
     <w:r>
       <w:tab/>
       <w:tab/>
-      <w:t>2025-09-27</w:t>
+      <w:t>2025-09-28</w:t>
       <w:br/>
       <w:br/>
     </w:r>

--- a/klagomål/A 1820-2021 FSC-klagomål.docx
+++ b/klagomål/A 1820-2021 FSC-klagomål.docx
@@ -1169,7 +1169,7 @@
     <w:r>
       <w:tab/>
       <w:tab/>
-      <w:t>2025-09-28</w:t>
+      <w:t>2025-09-29</w:t>
       <w:br/>
       <w:br/>
     </w:r>

--- a/klagomål/A 1820-2021 FSC-klagomål.docx
+++ b/klagomål/A 1820-2021 FSC-klagomål.docx
@@ -1169,7 +1169,7 @@
     <w:r>
       <w:tab/>
       <w:tab/>
-      <w:t>2025-09-29</w:t>
+      <w:t>2025-09-30</w:t>
       <w:br/>
       <w:br/>
     </w:r>

--- a/klagomål/A 1820-2021 FSC-klagomål.docx
+++ b/klagomål/A 1820-2021 FSC-klagomål.docx
@@ -1169,7 +1169,7 @@
     <w:r>
       <w:tab/>
       <w:tab/>
-      <w:t>2025-09-30</w:t>
+      <w:t>2025-10-01</w:t>
       <w:br/>
       <w:br/>
     </w:r>

--- a/klagomål/A 1820-2021 FSC-klagomål.docx
+++ b/klagomål/A 1820-2021 FSC-klagomål.docx
@@ -1169,7 +1169,7 @@
     <w:r>
       <w:tab/>
       <w:tab/>
-      <w:t>2025-10-01</w:t>
+      <w:t>2025-10-02</w:t>
       <w:br/>
       <w:br/>
     </w:r>

--- a/klagomål/A 1820-2021 FSC-klagomål.docx
+++ b/klagomål/A 1820-2021 FSC-klagomål.docx
@@ -1169,7 +1169,7 @@
     <w:r>
       <w:tab/>
       <w:tab/>
-      <w:t>2025-10-02</w:t>
+      <w:t>2025-10-03</w:t>
       <w:br/>
       <w:br/>
     </w:r>

--- a/klagomål/A 1820-2021 FSC-klagomål.docx
+++ b/klagomål/A 1820-2021 FSC-klagomål.docx
@@ -1169,7 +1169,7 @@
     <w:r>
       <w:tab/>
       <w:tab/>
-      <w:t>2025-10-03</w:t>
+      <w:t>2025-10-04</w:t>
       <w:br/>
       <w:br/>
     </w:r>

--- a/klagomål/A 1820-2021 FSC-klagomål.docx
+++ b/klagomål/A 1820-2021 FSC-klagomål.docx
@@ -1169,7 +1169,7 @@
     <w:r>
       <w:tab/>
       <w:tab/>
-      <w:t>2025-10-04</w:t>
+      <w:t>2025-10-05</w:t>
       <w:br/>
       <w:br/>
     </w:r>

--- a/klagomål/A 1820-2021 FSC-klagomål.docx
+++ b/klagomål/A 1820-2021 FSC-klagomål.docx
@@ -1169,7 +1169,7 @@
     <w:r>
       <w:tab/>
       <w:tab/>
-      <w:t>2025-10-05</w:t>
+      <w:t>2025-10-06</w:t>
       <w:br/>
       <w:br/>
     </w:r>

--- a/klagomål/A 1820-2021 FSC-klagomål.docx
+++ b/klagomål/A 1820-2021 FSC-klagomål.docx
@@ -1169,7 +1169,7 @@
     <w:r>
       <w:tab/>
       <w:tab/>
-      <w:t>2025-10-06</w:t>
+      <w:t>2025-10-07</w:t>
       <w:br/>
       <w:br/>
     </w:r>

--- a/klagomål/A 1820-2021 FSC-klagomål.docx
+++ b/klagomål/A 1820-2021 FSC-klagomål.docx
@@ -1169,7 +1169,7 @@
     <w:r>
       <w:tab/>
       <w:tab/>
-      <w:t>2025-10-07</w:t>
+      <w:t>2025-10-08</w:t>
       <w:br/>
       <w:br/>
     </w:r>

--- a/klagomål/A 1820-2021 FSC-klagomål.docx
+++ b/klagomål/A 1820-2021 FSC-klagomål.docx
@@ -1169,7 +1169,7 @@
     <w:r>
       <w:tab/>
       <w:tab/>
-      <w:t>2025-10-08</w:t>
+      <w:t>2025-10-09</w:t>
       <w:br/>
       <w:br/>
     </w:r>

--- a/klagomål/A 1820-2021 FSC-klagomål.docx
+++ b/klagomål/A 1820-2021 FSC-klagomål.docx
@@ -1169,7 +1169,7 @@
     <w:r>
       <w:tab/>
       <w:tab/>
-      <w:t>2025-10-09</w:t>
+      <w:t>2025-10-10</w:t>
       <w:br/>
       <w:br/>
     </w:r>

--- a/klagomål/A 1820-2021 FSC-klagomål.docx
+++ b/klagomål/A 1820-2021 FSC-klagomål.docx
@@ -1169,7 +1169,7 @@
     <w:r>
       <w:tab/>
       <w:tab/>
-      <w:t>2025-10-10</w:t>
+      <w:t>2025-10-11</w:t>
       <w:br/>
       <w:br/>
     </w:r>

--- a/klagomål/A 1820-2021 FSC-klagomål.docx
+++ b/klagomål/A 1820-2021 FSC-klagomål.docx
@@ -1169,7 +1169,7 @@
     <w:r>
       <w:tab/>
       <w:tab/>
-      <w:t>2025-10-16</w:t>
+      <w:t>2025-10-17</w:t>
       <w:br/>
       <w:br/>
     </w:r>

--- a/klagomål/A 1820-2021 FSC-klagomål.docx
+++ b/klagomål/A 1820-2021 FSC-klagomål.docx
@@ -1169,7 +1169,7 @@
     <w:r>
       <w:tab/>
       <w:tab/>
-      <w:t>2025-10-17</w:t>
+      <w:t>2025-10-18</w:t>
       <w:br/>
       <w:br/>
     </w:r>

--- a/klagomål/A 1820-2021 FSC-klagomål.docx
+++ b/klagomål/A 1820-2021 FSC-klagomål.docx
@@ -1169,7 +1169,7 @@
     <w:r>
       <w:tab/>
       <w:tab/>
-      <w:t>2025-10-18</w:t>
+      <w:t>2025-10-19</w:t>
       <w:br/>
       <w:br/>
     </w:r>

--- a/klagomål/A 1820-2021 FSC-klagomål.docx
+++ b/klagomål/A 1820-2021 FSC-klagomål.docx
@@ -1169,7 +1169,7 @@
     <w:r>
       <w:tab/>
       <w:tab/>
-      <w:t>2025-10-19</w:t>
+      <w:t>2025-10-20</w:t>
       <w:br/>
       <w:br/>
     </w:r>

--- a/klagomål/A 1820-2021 FSC-klagomål.docx
+++ b/klagomål/A 1820-2021 FSC-klagomål.docx
@@ -1169,7 +1169,7 @@
     <w:r>
       <w:tab/>
       <w:tab/>
-      <w:t>2025-10-20</w:t>
+      <w:t>2025-10-21</w:t>
       <w:br/>
       <w:br/>
     </w:r>

--- a/klagomål/A 1820-2021 FSC-klagomål.docx
+++ b/klagomål/A 1820-2021 FSC-klagomål.docx
@@ -1169,7 +1169,7 @@
     <w:r>
       <w:tab/>
       <w:tab/>
-      <w:t>2025-10-21</w:t>
+      <w:t>2025-10-22</w:t>
       <w:br/>
       <w:br/>
     </w:r>

--- a/klagomål/A 1820-2021 FSC-klagomål.docx
+++ b/klagomål/A 1820-2021 FSC-klagomål.docx
@@ -1169,7 +1169,7 @@
     <w:r>
       <w:tab/>
       <w:tab/>
-      <w:t>2025-10-22</w:t>
+      <w:t>2025-10-23</w:t>
       <w:br/>
       <w:br/>
     </w:r>

--- a/klagomål/A 1820-2021 FSC-klagomål.docx
+++ b/klagomål/A 1820-2021 FSC-klagomål.docx
@@ -1169,7 +1169,7 @@
     <w:r>
       <w:tab/>
       <w:tab/>
-      <w:t>2025-10-23</w:t>
+      <w:t>2025-10-24</w:t>
       <w:br/>
       <w:br/>
     </w:r>

--- a/klagomål/A 1820-2021 FSC-klagomål.docx
+++ b/klagomål/A 1820-2021 FSC-klagomål.docx
@@ -1169,7 +1169,7 @@
     <w:r>
       <w:tab/>
       <w:tab/>
-      <w:t>2025-10-24</w:t>
+      <w:t>2025-10-25</w:t>
       <w:br/>
       <w:br/>
     </w:r>

--- a/klagomål/A 1820-2021 FSC-klagomål.docx
+++ b/klagomål/A 1820-2021 FSC-klagomål.docx
@@ -1169,7 +1169,7 @@
     <w:r>
       <w:tab/>
       <w:tab/>
-      <w:t>2025-10-25</w:t>
+      <w:t>2025-10-26</w:t>
       <w:br/>
       <w:br/>
     </w:r>

--- a/klagomål/A 1820-2021 FSC-klagomål.docx
+++ b/klagomål/A 1820-2021 FSC-klagomål.docx
@@ -1169,7 +1169,7 @@
     <w:r>
       <w:tab/>
       <w:tab/>
-      <w:t>2025-10-26</w:t>
+      <w:t>2025-10-27</w:t>
       <w:br/>
       <w:br/>
     </w:r>

--- a/klagomål/A 1820-2021 FSC-klagomål.docx
+++ b/klagomål/A 1820-2021 FSC-klagomål.docx
@@ -1169,7 +1169,7 @@
     <w:r>
       <w:tab/>
       <w:tab/>
-      <w:t>2025-10-27</w:t>
+      <w:t>2025-10-28</w:t>
       <w:br/>
       <w:br/>
     </w:r>

--- a/klagomål/A 1820-2021 FSC-klagomål.docx
+++ b/klagomål/A 1820-2021 FSC-klagomål.docx
@@ -1169,7 +1169,7 @@
     <w:r>
       <w:tab/>
       <w:tab/>
-      <w:t>2025-10-28</w:t>
+      <w:t>2025-10-29</w:t>
       <w:br/>
       <w:br/>
     </w:r>

--- a/klagomål/A 1820-2021 FSC-klagomål.docx
+++ b/klagomål/A 1820-2021 FSC-klagomål.docx
@@ -1169,7 +1169,7 @@
     <w:r>
       <w:tab/>
       <w:tab/>
-      <w:t>2025-10-29</w:t>
+      <w:t>2025-10-30</w:t>
       <w:br/>
       <w:br/>
     </w:r>

--- a/klagomål/A 1820-2021 FSC-klagomål.docx
+++ b/klagomål/A 1820-2021 FSC-klagomål.docx
@@ -1169,7 +1169,7 @@
     <w:r>
       <w:tab/>
       <w:tab/>
-      <w:t>2025-10-30</w:t>
+      <w:t>2025-10-31</w:t>
       <w:br/>
       <w:br/>
     </w:r>

--- a/klagomål/A 1820-2021 FSC-klagomål.docx
+++ b/klagomål/A 1820-2021 FSC-klagomål.docx
@@ -1169,7 +1169,7 @@
     <w:r>
       <w:tab/>
       <w:tab/>
-      <w:t>2025-10-31</w:t>
+      <w:t>2025-11-01</w:t>
       <w:br/>
       <w:br/>
     </w:r>

--- a/klagomål/A 1820-2021 FSC-klagomål.docx
+++ b/klagomål/A 1820-2021 FSC-klagomål.docx
@@ -1169,7 +1169,7 @@
     <w:r>
       <w:tab/>
       <w:tab/>
-      <w:t>2025-11-01</w:t>
+      <w:t>2025-11-02</w:t>
       <w:br/>
       <w:br/>
     </w:r>

--- a/klagomål/A 1820-2021 FSC-klagomål.docx
+++ b/klagomål/A 1820-2021 FSC-klagomål.docx
@@ -1169,7 +1169,7 @@
     <w:r>
       <w:tab/>
       <w:tab/>
-      <w:t>2025-11-02</w:t>
+      <w:t>2025-11-03</w:t>
       <w:br/>
       <w:br/>
     </w:r>

--- a/klagomål/A 1820-2021 FSC-klagomål.docx
+++ b/klagomål/A 1820-2021 FSC-klagomål.docx
@@ -1169,7 +1169,7 @@
     <w:r>
       <w:tab/>
       <w:tab/>
-      <w:t>2025-11-03</w:t>
+      <w:t>2025-11-04</w:t>
       <w:br/>
       <w:br/>
     </w:r>

--- a/klagomål/A 1820-2021 FSC-klagomål.docx
+++ b/klagomål/A 1820-2021 FSC-klagomål.docx
@@ -1169,7 +1169,7 @@
     <w:r>
       <w:tab/>
       <w:tab/>
-      <w:t>2025-11-04</w:t>
+      <w:t>2025-11-05</w:t>
       <w:br/>
       <w:br/>
     </w:r>

--- a/klagomål/A 1820-2021 FSC-klagomål.docx
+++ b/klagomål/A 1820-2021 FSC-klagomål.docx
@@ -1169,7 +1169,7 @@
     <w:r>
       <w:tab/>
       <w:tab/>
-      <w:t>2025-11-05</w:t>
+      <w:t>2025-11-06</w:t>
       <w:br/>
       <w:br/>
     </w:r>

--- a/klagomål/A 1820-2021 FSC-klagomål.docx
+++ b/klagomål/A 1820-2021 FSC-klagomål.docx
@@ -1169,7 +1169,7 @@
     <w:r>
       <w:tab/>
       <w:tab/>
-      <w:t>2025-11-06</w:t>
+      <w:t>2025-11-07</w:t>
       <w:br/>
       <w:br/>
     </w:r>

--- a/klagomål/A 1820-2021 FSC-klagomål.docx
+++ b/klagomål/A 1820-2021 FSC-klagomål.docx
@@ -1169,7 +1169,7 @@
     <w:r>
       <w:tab/>
       <w:tab/>
-      <w:t>2025-11-07</w:t>
+      <w:t>2025-11-08</w:t>
       <w:br/>
       <w:br/>
     </w:r>

--- a/klagomål/A 1820-2021 FSC-klagomål.docx
+++ b/klagomål/A 1820-2021 FSC-klagomål.docx
@@ -1169,7 +1169,7 @@
     <w:r>
       <w:tab/>
       <w:tab/>
-      <w:t>2025-11-08</w:t>
+      <w:t>2025-11-09</w:t>
       <w:br/>
       <w:br/>
     </w:r>

--- a/klagomål/A 1820-2021 FSC-klagomål.docx
+++ b/klagomål/A 1820-2021 FSC-klagomål.docx
@@ -1169,7 +1169,7 @@
     <w:r>
       <w:tab/>
       <w:tab/>
-      <w:t>2025-11-09</w:t>
+      <w:t>2025-11-10</w:t>
       <w:br/>
       <w:br/>
     </w:r>

--- a/klagomål/A 1820-2021 FSC-klagomål.docx
+++ b/klagomål/A 1820-2021 FSC-klagomål.docx
@@ -1169,7 +1169,7 @@
     <w:r>
       <w:tab/>
       <w:tab/>
-      <w:t>2025-11-10</w:t>
+      <w:t>2025-11-11</w:t>
       <w:br/>
       <w:br/>
     </w:r>

--- a/klagomål/A 1820-2021 FSC-klagomål.docx
+++ b/klagomål/A 1820-2021 FSC-klagomål.docx
@@ -1169,7 +1169,7 @@
     <w:r>
       <w:tab/>
       <w:tab/>
-      <w:t>2025-11-11</w:t>
+      <w:t>2025-11-12</w:t>
       <w:br/>
       <w:br/>
     </w:r>

--- a/klagomål/A 1820-2021 FSC-klagomål.docx
+++ b/klagomål/A 1820-2021 FSC-klagomål.docx
@@ -1169,7 +1169,7 @@
     <w:r>
       <w:tab/>
       <w:tab/>
-      <w:t>2025-11-12</w:t>
+      <w:t>2025-11-13</w:t>
       <w:br/>
       <w:br/>
     </w:r>

--- a/klagomål/A 1820-2021 FSC-klagomål.docx
+++ b/klagomål/A 1820-2021 FSC-klagomål.docx
@@ -1169,7 +1169,7 @@
     <w:r>
       <w:tab/>
       <w:tab/>
-      <w:t>2025-11-13</w:t>
+      <w:t>2025-11-14</w:t>
       <w:br/>
       <w:br/>
     </w:r>

--- a/klagomål/A 1820-2021 FSC-klagomål.docx
+++ b/klagomål/A 1820-2021 FSC-klagomål.docx
@@ -191,7 +191,7 @@
     </w:p>
     <w:p>
       <w:r>
-        <w:t>I avverkningsanmälan har följande 12 naturvårdsarter hittats: blanksvart spiklav (NT), blågrå svartspik (NT), dvärgbägarlav (NT), garnlav (NT), kortskaftad ärgspik (NT), lunglav (NT), mörk kolflarnlav (NT), reliktbock (NT), spillkråka (NT, §4), tretåig hackspett (NT, §4), vedflamlav (NT) och revlummer (§9). Av dessa är 11 rödlistade. För rödlistade arter har rödlistekategorin angivits inom parentes. För fridlysta arter anges även paragrafen i Artskyddsförordningen som arten är fridlyst enligt.</w:t>
+        <w:t>I avverkningsanmälan har följande 15 naturvårdsarter hittats: blanksvart spiklav (NT), blågrå svartspik (NT), dvärgbägarlav (NT), garnlav (NT), kolflarnlav (NT), kortskaftad ärgspik (NT), lunglav (NT), motaggsvamp (NT), mörk kolflarnlav (NT), reliktbock (NT), spillkråka (NT, §4), tretåig hackspett (NT, §4), vedflamlav (NT), dropptaggsvamp (S) och revlummer (§9). Av dessa är 13 rödlistade. För rödlistade arter har rödlistekategorin angivits inom parentes. Arter som är signalarter enligt Skogsstyrelsen har markerats med (S). För fridlysta arter anges även paragrafen i Artskyddsförordningen som arten är fridlyst enligt.</w:t>
       </w:r>
     </w:p>
     <w:p>
@@ -295,6 +295,17 @@
         <w:rPr>
           <w:b/>
         </w:rPr>
+        <w:t>Kolflarnlav (NT)</w:t>
+      </w:r>
+      <w:r>
+        <w:t xml:space="preserve"> är brandberoende och växer nästan uteslutande på kolad hård kärnved av tall. Etableringen verkar ske först 100–300 år efter brand och nytt substrat nybildas i mycket begränsad omfattning. Avverkning av tallskog av naturskogskaraktär med spår av återkommande bränder är ett hot och mängden lämplig ved att växa på för arten minskar dels på grund av naturlig nedbrytning men framförallt på grund av att det förstörs i samband med slutavverkningar, gallringar och markberedning. Såväl kolflarnlav som mörk kolflarnlav har glänsande bålfjäll och förekommer främst i tall- och blandbarrskogar av naturskogskaraktär med spår av återkommande bränder. Skogar som dessa hyser höga biologiska värden och bör skyddas (SLU Artdatabanken, 2024).</w:t>
+      </w:r>
+    </w:p>
+    <w:p>
+      <w:r>
+        <w:rPr>
+          <w:b/>
+        </w:rPr>
         <w:t>Kortskaftad ärgspik (NT)</w:t>
       </w:r>
       <w:r>
@@ -328,6 +339,17 @@
       </w:r>
       <w:r>
         <w:t xml:space="preserve"> (NA) (SLU Artdatabanken, 2025; SLU Artdatabanken, 2024; Nitare &amp; Skogsstyrelsen, 2019).</w:t>
+      </w:r>
+    </w:p>
+    <w:p>
+      <w:r>
+        <w:rPr>
+          <w:b/>
+        </w:rPr>
+        <w:t xml:space="preserve">Motaggsvamp (NT) </w:t>
+      </w:r>
+      <w:r>
+        <w:t>bildar mykorrhiza med tall i tallskog och hittas huvudsakligen i äldre, glesare skogsbestånd och hällmarksimpediment. Arten hotas främst av skogsavverkning och tycks försvinna efter slutavverkning, markberedning och plantering (SLU Artdatabanken, 2024).</w:t>
       </w:r>
     </w:p>
     <w:p>
@@ -523,7 +545,7 @@
         <w:rPr>
           <w:i/>
         </w:rPr>
-        <w:t>I det avverkningsanmälda skogsområdet har 12 naturvårdsarter varav 11 rödlistade arter sina livsmiljöer och växtplatser.</w:t>
+        <w:t>I det avverkningsanmälda skogsområdet har 15 naturvårdsarter varav 13 rödlistade arter sina livsmiljöer och växtplatser.</w:t>
       </w:r>
     </w:p>
     <w:p>
@@ -1169,7 +1191,7 @@
     <w:r>
       <w:tab/>
       <w:tab/>
-      <w:t>2025-11-14</w:t>
+      <w:t>2025-11-15</w:t>
       <w:br/>
       <w:br/>
     </w:r>

--- a/klagomål/A 1820-2021 FSC-klagomål.docx
+++ b/klagomål/A 1820-2021 FSC-klagomål.docx
@@ -1191,7 +1191,7 @@
     <w:r>
       <w:tab/>
       <w:tab/>
-      <w:t>2025-11-15</w:t>
+      <w:t>2025-11-20</w:t>
       <w:br/>
       <w:br/>
     </w:r>

--- a/klagomål/A 1820-2021 FSC-klagomål.docx
+++ b/klagomål/A 1820-2021 FSC-klagomål.docx
@@ -1191,7 +1191,7 @@
     <w:r>
       <w:tab/>
       <w:tab/>
-      <w:t>2025-11-20</w:t>
+      <w:t>2025-11-21</w:t>
       <w:br/>
       <w:br/>
     </w:r>

--- a/klagomål/A 1820-2021 FSC-klagomål.docx
+++ b/klagomål/A 1820-2021 FSC-klagomål.docx
@@ -1191,7 +1191,7 @@
     <w:r>
       <w:tab/>
       <w:tab/>
-      <w:t>2025-11-21</w:t>
+      <w:t>2025-11-22</w:t>
       <w:br/>
       <w:br/>
     </w:r>

--- a/klagomål/A 1820-2021 FSC-klagomål.docx
+++ b/klagomål/A 1820-2021 FSC-klagomål.docx
@@ -1191,7 +1191,7 @@
     <w:r>
       <w:tab/>
       <w:tab/>
-      <w:t>2025-11-22</w:t>
+      <w:t>2025-11-23</w:t>
       <w:br/>
       <w:br/>
     </w:r>

--- a/klagomål/A 1820-2021 FSC-klagomål.docx
+++ b/klagomål/A 1820-2021 FSC-klagomål.docx
@@ -1191,7 +1191,7 @@
     <w:r>
       <w:tab/>
       <w:tab/>
-      <w:t>2025-11-23</w:t>
+      <w:t>2025-11-24</w:t>
       <w:br/>
       <w:br/>
     </w:r>

--- a/klagomål/A 1820-2021 FSC-klagomål.docx
+++ b/klagomål/A 1820-2021 FSC-klagomål.docx
@@ -1191,7 +1191,7 @@
     <w:r>
       <w:tab/>
       <w:tab/>
-      <w:t>2025-11-24</w:t>
+      <w:t>2025-11-25</w:t>
       <w:br/>
       <w:br/>
     </w:r>

--- a/klagomål/A 1820-2021 FSC-klagomål.docx
+++ b/klagomål/A 1820-2021 FSC-klagomål.docx
@@ -1191,7 +1191,7 @@
     <w:r>
       <w:tab/>
       <w:tab/>
-      <w:t>2025-11-25</w:t>
+      <w:t>2025-11-26</w:t>
       <w:br/>
       <w:br/>
     </w:r>

--- a/klagomål/A 1820-2021 FSC-klagomål.docx
+++ b/klagomål/A 1820-2021 FSC-klagomål.docx
@@ -1191,7 +1191,7 @@
     <w:r>
       <w:tab/>
       <w:tab/>
-      <w:t>2025-11-26</w:t>
+      <w:t>2025-11-27</w:t>
       <w:br/>
       <w:br/>
     </w:r>

--- a/klagomål/A 1820-2021 FSC-klagomål.docx
+++ b/klagomål/A 1820-2021 FSC-klagomål.docx
@@ -1191,7 +1191,7 @@
     <w:r>
       <w:tab/>
       <w:tab/>
-      <w:t>2025-11-27</w:t>
+      <w:t>2025-11-28</w:t>
       <w:br/>
       <w:br/>
     </w:r>

--- a/klagomål/A 1820-2021 FSC-klagomål.docx
+++ b/klagomål/A 1820-2021 FSC-klagomål.docx
@@ -1191,7 +1191,7 @@
     <w:r>
       <w:tab/>
       <w:tab/>
-      <w:t>2025-11-28</w:t>
+      <w:t>2025-11-29</w:t>
       <w:br/>
       <w:br/>
     </w:r>

--- a/klagomål/A 1820-2021 FSC-klagomål.docx
+++ b/klagomål/A 1820-2021 FSC-klagomål.docx
@@ -1191,7 +1191,7 @@
     <w:r>
       <w:tab/>
       <w:tab/>
-      <w:t>2025-11-29</w:t>
+      <w:t>2025-11-30</w:t>
       <w:br/>
       <w:br/>
     </w:r>

--- a/klagomål/A 1820-2021 FSC-klagomål.docx
+++ b/klagomål/A 1820-2021 FSC-klagomål.docx
@@ -1191,7 +1191,7 @@
     <w:r>
       <w:tab/>
       <w:tab/>
-      <w:t>2025-11-30</w:t>
+      <w:t>2025-12-01</w:t>
       <w:br/>
       <w:br/>
     </w:r>

--- a/klagomål/A 1820-2021 FSC-klagomål.docx
+++ b/klagomål/A 1820-2021 FSC-klagomål.docx
@@ -1191,7 +1191,7 @@
     <w:r>
       <w:tab/>
       <w:tab/>
-      <w:t>2025-12-01</w:t>
+      <w:t>2025-12-02</w:t>
       <w:br/>
       <w:br/>
     </w:r>

--- a/klagomål/A 1820-2021 FSC-klagomål.docx
+++ b/klagomål/A 1820-2021 FSC-klagomål.docx
@@ -1191,7 +1191,7 @@
     <w:r>
       <w:tab/>
       <w:tab/>
-      <w:t>2025-12-02</w:t>
+      <w:t>2025-12-03</w:t>
       <w:br/>
       <w:br/>
     </w:r>

--- a/klagomål/A 1820-2021 FSC-klagomål.docx
+++ b/klagomål/A 1820-2021 FSC-klagomål.docx
@@ -1191,7 +1191,7 @@
     <w:r>
       <w:tab/>
       <w:tab/>
-      <w:t>2025-12-03</w:t>
+      <w:t>2025-12-04</w:t>
       <w:br/>
       <w:br/>
     </w:r>

--- a/klagomål/A 1820-2021 FSC-klagomål.docx
+++ b/klagomål/A 1820-2021 FSC-klagomål.docx
@@ -1191,7 +1191,7 @@
     <w:r>
       <w:tab/>
       <w:tab/>
-      <w:t>2025-12-04</w:t>
+      <w:t>2025-12-05</w:t>
       <w:br/>
       <w:br/>
     </w:r>

--- a/klagomål/A 1820-2021 FSC-klagomål.docx
+++ b/klagomål/A 1820-2021 FSC-klagomål.docx
@@ -1191,7 +1191,7 @@
     <w:r>
       <w:tab/>
       <w:tab/>
-      <w:t>2025-12-05</w:t>
+      <w:t>2025-12-06</w:t>
       <w:br/>
       <w:br/>
     </w:r>

--- a/klagomål/A 1820-2021 FSC-klagomål.docx
+++ b/klagomål/A 1820-2021 FSC-klagomål.docx
@@ -1191,7 +1191,7 @@
     <w:r>
       <w:tab/>
       <w:tab/>
-      <w:t>2025-12-06</w:t>
+      <w:t>2025-12-07</w:t>
       <w:br/>
       <w:br/>
     </w:r>

--- a/klagomål/A 1820-2021 FSC-klagomål.docx
+++ b/klagomål/A 1820-2021 FSC-klagomål.docx
@@ -1191,7 +1191,7 @@
     <w:r>
       <w:tab/>
       <w:tab/>
-      <w:t>2025-12-07</w:t>
+      <w:t>2025-12-08</w:t>
       <w:br/>
       <w:br/>
     </w:r>

--- a/klagomål/A 1820-2021 FSC-klagomål.docx
+++ b/klagomål/A 1820-2021 FSC-klagomål.docx
@@ -1191,7 +1191,7 @@
     <w:r>
       <w:tab/>
       <w:tab/>
-      <w:t>2025-12-08</w:t>
+      <w:t>2025-12-09</w:t>
       <w:br/>
       <w:br/>
     </w:r>

--- a/klagomål/A 1820-2021 FSC-klagomål.docx
+++ b/klagomål/A 1820-2021 FSC-klagomål.docx
@@ -1191,7 +1191,7 @@
     <w:r>
       <w:tab/>
       <w:tab/>
-      <w:t>2025-12-09</w:t>
+      <w:t>2025-12-10</w:t>
       <w:br/>
       <w:br/>
     </w:r>

--- a/klagomål/A 1820-2021 FSC-klagomål.docx
+++ b/klagomål/A 1820-2021 FSC-klagomål.docx
@@ -1191,7 +1191,7 @@
     <w:r>
       <w:tab/>
       <w:tab/>
-      <w:t>2025-12-10</w:t>
+      <w:t>2025-12-11</w:t>
       <w:br/>
       <w:br/>
     </w:r>

--- a/klagomål/A 1820-2021 FSC-klagomål.docx
+++ b/klagomål/A 1820-2021 FSC-klagomål.docx
@@ -1191,7 +1191,7 @@
     <w:r>
       <w:tab/>
       <w:tab/>
-      <w:t>2025-12-11</w:t>
+      <w:t>2025-12-12</w:t>
       <w:br/>
       <w:br/>
     </w:r>

--- a/klagomål/A 1820-2021 FSC-klagomål.docx
+++ b/klagomål/A 1820-2021 FSC-klagomål.docx
@@ -1191,7 +1191,7 @@
     <w:r>
       <w:tab/>
       <w:tab/>
-      <w:t>2025-12-12</w:t>
+      <w:t>2025-12-13</w:t>
       <w:br/>
       <w:br/>
     </w:r>

--- a/klagomål/A 1820-2021 FSC-klagomål.docx
+++ b/klagomål/A 1820-2021 FSC-klagomål.docx
@@ -1191,7 +1191,7 @@
     <w:r>
       <w:tab/>
       <w:tab/>
-      <w:t>2025-12-19</w:t>
+      <w:t>2025-12-20</w:t>
       <w:br/>
       <w:br/>
     </w:r>

--- a/klagomål/A 1820-2021 FSC-klagomål.docx
+++ b/klagomål/A 1820-2021 FSC-klagomål.docx
@@ -1191,7 +1191,7 @@
     <w:r>
       <w:tab/>
       <w:tab/>
-      <w:t>2025-12-20</w:t>
+      <w:t>2025-12-21</w:t>
       <w:br/>
       <w:br/>
     </w:r>

--- a/klagomål/A 1820-2021 FSC-klagomål.docx
+++ b/klagomål/A 1820-2021 FSC-klagomål.docx
@@ -1191,7 +1191,7 @@
     <w:r>
       <w:tab/>
       <w:tab/>
-      <w:t>2025-12-21</w:t>
+      <w:t>2025-12-22</w:t>
       <w:br/>
       <w:br/>
     </w:r>

--- a/klagomål/A 1820-2021 FSC-klagomål.docx
+++ b/klagomål/A 1820-2021 FSC-klagomål.docx
@@ -1191,7 +1191,7 @@
     <w:r>
       <w:tab/>
       <w:tab/>
-      <w:t>2025-12-22</w:t>
+      <w:t>2025-12-26</w:t>
       <w:br/>
       <w:br/>
     </w:r>

--- a/klagomål/A 1820-2021 FSC-klagomål.docx
+++ b/klagomål/A 1820-2021 FSC-klagomål.docx
@@ -1191,7 +1191,7 @@
     <w:r>
       <w:tab/>
       <w:tab/>
-      <w:t>2025-12-26</w:t>
+      <w:t>2025-12-28</w:t>
       <w:br/>
       <w:br/>
     </w:r>

--- a/klagomål/A 1820-2021 FSC-klagomål.docx
+++ b/klagomål/A 1820-2021 FSC-klagomål.docx
@@ -1191,7 +1191,7 @@
     <w:r>
       <w:tab/>
       <w:tab/>
-      <w:t>2025-12-28</w:t>
+      <w:t>2025-12-29</w:t>
       <w:br/>
       <w:br/>
     </w:r>

--- a/klagomål/A 1820-2021 FSC-klagomål.docx
+++ b/klagomål/A 1820-2021 FSC-klagomål.docx
@@ -1191,7 +1191,7 @@
     <w:r>
       <w:tab/>
       <w:tab/>
-      <w:t>2025-12-29</w:t>
+      <w:t>2025-12-30</w:t>
       <w:br/>
       <w:br/>
     </w:r>

--- a/klagomål/A 1820-2021 FSC-klagomål.docx
+++ b/klagomål/A 1820-2021 FSC-klagomål.docx
@@ -1191,7 +1191,7 @@
     <w:r>
       <w:tab/>
       <w:tab/>
-      <w:t>2025-12-30</w:t>
+      <w:t>2025-12-31</w:t>
       <w:br/>
       <w:br/>
     </w:r>

--- a/klagomål/A 1820-2021 FSC-klagomål.docx
+++ b/klagomål/A 1820-2021 FSC-klagomål.docx
@@ -1191,7 +1191,7 @@
     <w:r>
       <w:tab/>
       <w:tab/>
-      <w:t>2025-12-31</w:t>
+      <w:t>2026-01-03</w:t>
       <w:br/>
       <w:br/>
     </w:r>

--- a/klagomål/A 1820-2021 FSC-klagomål.docx
+++ b/klagomål/A 1820-2021 FSC-klagomål.docx
@@ -1191,7 +1191,7 @@
     <w:r>
       <w:tab/>
       <w:tab/>
-      <w:t>2026-01-07</w:t>
+      <w:t>2026-01-08</w:t>
       <w:br/>
       <w:br/>
     </w:r>

--- a/klagomål/A 1820-2021 FSC-klagomål.docx
+++ b/klagomål/A 1820-2021 FSC-klagomål.docx
@@ -1191,7 +1191,7 @@
     <w:r>
       <w:tab/>
       <w:tab/>
-      <w:t>2026-01-08</w:t>
+      <w:t>2026-01-09</w:t>
       <w:br/>
       <w:br/>
     </w:r>

--- a/klagomål/A 1820-2021 FSC-klagomål.docx
+++ b/klagomål/A 1820-2021 FSC-klagomål.docx
@@ -1191,7 +1191,7 @@
     <w:r>
       <w:tab/>
       <w:tab/>
-      <w:t>2026-01-09</w:t>
+      <w:t>2026-01-10</w:t>
       <w:br/>
       <w:br/>
     </w:r>

--- a/klagomål/A 1820-2021 FSC-klagomål.docx
+++ b/klagomål/A 1820-2021 FSC-klagomål.docx
@@ -1191,7 +1191,7 @@
     <w:r>
       <w:tab/>
       <w:tab/>
-      <w:t>2026-01-10</w:t>
+      <w:t>2026-01-11</w:t>
       <w:br/>
       <w:br/>
     </w:r>

--- a/klagomål/A 1820-2021 FSC-klagomål.docx
+++ b/klagomål/A 1820-2021 FSC-klagomål.docx
@@ -1191,7 +1191,7 @@
     <w:r>
       <w:tab/>
       <w:tab/>
-      <w:t>2026-01-11</w:t>
+      <w:t>2026-01-12</w:t>
       <w:br/>
       <w:br/>
     </w:r>

--- a/klagomål/A 1820-2021 FSC-klagomål.docx
+++ b/klagomål/A 1820-2021 FSC-klagomål.docx
@@ -1191,7 +1191,7 @@
     <w:r>
       <w:tab/>
       <w:tab/>
-      <w:t>2026-01-12</w:t>
+      <w:t>2026-01-13</w:t>
       <w:br/>
       <w:br/>
     </w:r>

--- a/klagomål/A 1820-2021 FSC-klagomål.docx
+++ b/klagomål/A 1820-2021 FSC-klagomål.docx
@@ -1191,7 +1191,7 @@
     <w:r>
       <w:tab/>
       <w:tab/>
-      <w:t>2026-01-13</w:t>
+      <w:t>2026-01-14</w:t>
       <w:br/>
       <w:br/>
     </w:r>
